--- a/EXPORTS/DOCX/published/niveau3/Dutch/Wereldtentoonstelling1883.docx
+++ b/EXPORTS/DOCX/published/niveau3/Dutch/Wereldtentoonstelling1883.docx
@@ -787,13 +787,103 @@
       </w:r>
       <w:r>
         <w:rPr>
+          <w:u w:val="single" w:color="0000ff"/>
           <w:rFonts w:ascii="Charis SIL Regular" w:hAnsi="Charis SIL Regular" w:eastAsia="Charis SIL Regular"/>
           <w:b w:val="0"/>
           <w:i w:val="0"/>
           <w:color w:val="000000"/>
           <w:sz w:val="24"/>
         </w:rPr>
-        <w:t>Leiden) en Fredericus Anna Jentink van het t</w:t>
+        <w:hyperlink r:id="rId11" w:history="1">
+          <w:r>
+            <w:rPr>
+              <w:rStyle w:val="Hyperlink"/>
+            </w:rPr>
+            <w:t>Leiden</w:t>
+          </w:r>
+        </w:hyperlink>
+      </w:r>
+      <w:r>
+        <w:rPr>
+          <w:u w:val="single" w:color="0000ff"/>
+          <w:rFonts w:ascii="Charis SIL Regular" w:hAnsi="Charis SIL Regular" w:eastAsia="Charis SIL Regular"/>
+          <w:b w:val="0"/>
+          <w:i w:val="0"/>
+          <w:color w:val="000000"/>
+          <w:sz w:val="24"/>
+        </w:rPr>
+        <w:hyperlink r:id="rId11" w:history="1">
+          <w:r>
+            <w:rPr>
+              <w:rStyle w:val="Hyperlink"/>
+            </w:rPr>
+            <w:t>)</w:t>
+          </w:r>
+        </w:hyperlink>
+      </w:r>
+      <w:r>
+        <w:rPr>
+          <w:u w:val="single" w:color="0000ff"/>
+          <w:rFonts w:ascii="Charis SIL Regular" w:hAnsi="Charis SIL Regular" w:eastAsia="Charis SIL Regular"/>
+          <w:b w:val="0"/>
+          <w:i w:val="0"/>
+          <w:color w:val="000000"/>
+          <w:sz w:val="24"/>
+        </w:rPr>
+        <w:hyperlink r:id="rId11" w:history="1">
+          <w:r>
+            <w:rPr>
+              <w:rStyle w:val="Hyperlink"/>
+            </w:rPr>
+            <w:t xml:space="preserve"> en Fred</w:t>
+          </w:r>
+        </w:hyperlink>
+      </w:r>
+      <w:r>
+        <w:rPr>
+          <w:rFonts w:ascii="Charis SIL Regular" w:hAnsi="Charis SIL Regular" w:eastAsia="Charis SIL Regular"/>
+          <w:b w:val="0"/>
+          <w:i w:val="0"/>
+          <w:color w:val="000000"/>
+          <w:sz w:val="24"/>
+        </w:rPr>
+        <w:t>ericus An</w:t>
+      </w:r>
+      <w:r>
+        <w:rPr>
+          <w:u w:val="single" w:color="0000ff"/>
+          <w:rFonts w:ascii="Charis SIL Regular" w:hAnsi="Charis SIL Regular" w:eastAsia="Charis SIL Regular"/>
+          <w:b w:val="0"/>
+          <w:i w:val="0"/>
+          <w:color w:val="000000"/>
+          <w:sz w:val="24"/>
+        </w:rPr>
+        <w:hyperlink r:id="rId12" w:history="1">
+          <w:r>
+            <w:rPr>
+              <w:rStyle w:val="Hyperlink"/>
+            </w:rPr>
+            <w:t>na Je</w:t>
+          </w:r>
+        </w:hyperlink>
+      </w:r>
+      <w:r>
+        <w:rPr>
+          <w:u w:val="single" w:color="0000ff"/>
+          <w:rFonts w:ascii="Charis SIL Regular" w:hAnsi="Charis SIL Regular" w:eastAsia="Charis SIL Regular"/>
+          <w:b w:val="0"/>
+          <w:i w:val="0"/>
+          <w:color w:val="000000"/>
+          <w:sz w:val="24"/>
+        </w:rPr>
+        <w:hyperlink r:id="rId12" w:history="1">
+          <w:r>
+            <w:rPr>
+              <w:rStyle w:val="Hyperlink"/>
+            </w:rPr>
+            <w:t>ntink van het t</w:t>
+          </w:r>
+        </w:hyperlink>
       </w:r>
       <w:r>
         <w:rPr>
@@ -972,7 +1062,7 @@
           <w:sz w:val="24"/>
           <w:u w:val="single"/>
         </w:rPr>
-        <w:hyperlink r:id="rId13" w:history="1">
+        <w:hyperlink r:id="rId14" w:history="1">
           <w:r>
             <w:rPr>
               <w:rStyle w:val="Hyperlink"/>
@@ -1001,7 +1091,7 @@
           <w:sz w:val="24"/>
           <w:u w:val="single"/>
         </w:rPr>
-        <w:hyperlink r:id="rId13" w:history="1">
+        <w:hyperlink r:id="rId14" w:history="1">
           <w:r>
             <w:rPr>
               <w:rStyle w:val="Hyperlink"/>
@@ -1463,24 +1553,13 @@
       </w:r>
       <w:r>
         <w:rPr>
-          <w:u w:val="single" w:color="0000ff"/>
           <w:rFonts w:ascii="Charis SIL Regular" w:hAnsi="Charis SIL Regular" w:eastAsia="Charis SIL Regular"/>
           <w:b w:val="0"/>
           <w:i w:val="0"/>
           <w:color w:val="000000"/>
           <w:sz w:val="24"/>
         </w:rPr>
-        <w:t>o</w:t>
-      </w:r>
-      <w:r>
-        <w:rPr>
-          <w:rFonts w:ascii="Charis SIL Regular" w:hAnsi="Charis SIL Regular" w:eastAsia="Charis SIL Regular"/>
-          <w:b w:val="0"/>
-          <w:i w:val="0"/>
-          <w:color w:val="000000"/>
-          <w:sz w:val="24"/>
-        </w:rPr>
-        <w:t>ver wat ande</w:t>
+        <w:t>over wat ande</w:t>
       </w:r>
       <w:r>
         <w:rPr>
@@ -1916,7 +1995,6 @@
           <w:i w:val="0"/>
           <w:color w:val="0000FF"/>
           <w:sz w:val="24"/>
-          <w:u w:val="single"/>
         </w:rPr>
         <w:hyperlink r:id="rId19" w:history="1">
           <w:r>
@@ -2034,7 +2112,7 @@
             <w:rPr>
               <w:rStyle w:val="Hyperlink"/>
             </w:rPr>
-            <w:t>Etnografisc</w:t>
+            <w:t>Etnografis</w:t>
           </w:r>
         </w:hyperlink>
       </w:r>
@@ -2045,7 +2123,23 @@
           <w:i w:val="0"/>
           <w:color w:val="0000FF"/>
           <w:sz w:val="24"/>
-          <w:u w:val="single"/>
+        </w:rPr>
+        <w:hyperlink r:id="rId20" w:history="1">
+          <w:r>
+            <w:rPr>
+              <w:rStyle w:val="Hyperlink"/>
+            </w:rPr>
+            <w:t>c</w:t>
+          </w:r>
+        </w:hyperlink>
+      </w:r>
+      <w:r>
+        <w:rPr>
+          <w:rFonts w:ascii="Charis SIL Regular" w:hAnsi="Charis SIL Regular" w:eastAsia="Charis SIL Regular"/>
+          <w:b w:val="0"/>
+          <w:i w:val="0"/>
+          <w:color w:val="0000FF"/>
+          <w:sz w:val="24"/>
         </w:rPr>
         <w:t>h</w:t>
       </w:r>
@@ -2103,7 +2197,7 @@
             <w:rPr>
               <w:rStyle w:val="Hyperlink"/>
             </w:rPr>
-            <w:t>Arti</w:t>
+            <w:t>Artis</w:t>
           </w:r>
         </w:hyperlink>
       </w:r>
@@ -2112,16 +2206,6 @@
           <w:rFonts w:ascii="Charis SIL Regular" w:hAnsi="Charis SIL Regular" w:eastAsia="Charis SIL Regular"/>
           <w:b w:val="0"/>
           <w:i w:val="0"/>
-          <w:color w:val="0000FF"/>
-          <w:sz w:val="24"/>
-        </w:rPr>
-        <w:t>s</w:t>
-      </w:r>
-      <w:r>
-        <w:rPr>
-          <w:rFonts w:ascii="Charis SIL Regular" w:hAnsi="Charis SIL Regular" w:eastAsia="Charis SIL Regular"/>
-          <w:b w:val="0"/>
-          <w:i w:val="0"/>
           <w:color w:val="000000"/>
           <w:sz w:val="24"/>
         </w:rPr>
@@ -2135,18 +2219,7 @@
           <w:color w:val="000000"/>
           <w:sz w:val="24"/>
         </w:rPr>
-        <w:t>ging naar h</w:t>
-      </w:r>
-      <w:r>
-        <w:rPr>
-          <w:u w:val="single" w:color="0000ff"/>
-          <w:rFonts w:ascii="Charis SIL Regular" w:hAnsi="Charis SIL Regular" w:eastAsia="Charis SIL Regular"/>
-          <w:b w:val="0"/>
-          <w:i w:val="0"/>
-          <w:color w:val="000000"/>
-          <w:sz w:val="24"/>
-        </w:rPr>
-        <w:t xml:space="preserve">et </w:t>
+        <w:t xml:space="preserve">ging naar het </w:t>
       </w:r>
       <w:r>
         <w:rPr>
@@ -2249,7 +2322,7 @@
             <w:rPr>
               <w:rStyle w:val="Hyperlink"/>
             </w:rPr>
-            <w:t>Mus</w:t>
+            <w:t>Museu</w:t>
           </w:r>
         </w:hyperlink>
       </w:r>
@@ -2260,27 +2333,8 @@
           <w:i w:val="0"/>
           <w:color w:val="0000FF"/>
           <w:sz w:val="24"/>
-          <w:u w:val="single"/>
-        </w:rPr>
-        <w:t>e</w:t>
-      </w:r>
-      <w:r>
-        <w:rPr>
-          <w:rFonts w:ascii="Charis SIL Regular" w:hAnsi="Charis SIL Regular" w:eastAsia="Charis SIL Regular"/>
-          <w:b w:val="0"/>
-          <w:i w:val="0"/>
-          <w:color w:val="0000FF"/>
-          <w:sz w:val="24"/>
-          <w:u w:val="single"/>
-        </w:rPr>
-        <w:hyperlink r:id="rId12" w:history="1">
-          <w:r>
-            <w:rPr>
-              <w:rStyle w:val="Hyperlink"/>
-            </w:rPr>
-            <w:t>um</w:t>
-          </w:r>
-        </w:hyperlink>
+        </w:rPr>
+        <w:t>m</w:t>
       </w:r>
       <w:r>
         <w:rPr>
@@ -3592,7 +3646,6 @@
       </w:r>
       <w:r>
         <w:rPr>
-          <w:u w:val="single" w:color="0000ff"/>
           <w:rFonts w:ascii="Charis SIL Regular" w:hAnsi="Charis SIL Regular" w:eastAsia="Charis SIL Regular"/>
           <w:b w:val="0"/>
           <w:i w:val="0"/>
@@ -5229,7 +5282,7 @@
             <w:rPr>
               <w:rStyle w:val="Hyperlink"/>
             </w:rPr>
-            <w:t>file/49d013d5-078</w:t>
+            <w:t>file/49d013d5-0786</w:t>
           </w:r>
         </w:hyperlink>
       </w:r>
@@ -5240,13 +5293,25 @@
           <w:i w:val="0"/>
           <w:color w:val="0000FF"/>
           <w:sz w:val="24"/>
+          <w:u w:val="single"/>
+        </w:rPr>
+        <w:t>-</w:t>
+      </w:r>
+      <w:r>
+        <w:rPr>
+          <w:rFonts w:ascii="Charis SIL Regular" w:hAnsi="Charis SIL Regular" w:eastAsia="Charis SIL Regular"/>
+          <w:b w:val="0"/>
+          <w:i w:val="0"/>
+          <w:color w:val="0000FF"/>
+          <w:sz w:val="24"/>
+          <w:u w:val="single"/>
         </w:rPr>
         <w:hyperlink r:id="rId27" w:history="1">
           <w:r>
             <w:rPr>
               <w:rStyle w:val="Hyperlink"/>
             </w:rPr>
-            <w:t>6</w:t>
+            <w:t>db08</w:t>
           </w:r>
         </w:hyperlink>
       </w:r>
@@ -5259,24 +5324,6 @@
           <w:sz w:val="24"/>
         </w:rPr>
         <w:t>-</w:t>
-      </w:r>
-      <w:r>
-        <w:rPr>
-          <w:rFonts w:ascii="Charis SIL Regular" w:hAnsi="Charis SIL Regular" w:eastAsia="Charis SIL Regular"/>
-          <w:b w:val="0"/>
-          <w:i w:val="0"/>
-          <w:color w:val="0000FF"/>
-          <w:sz w:val="24"/>
-          <w:u w:val="single"/>
-        </w:rPr>
-        <w:hyperlink r:id="rId27" w:history="1">
-          <w:r>
-            <w:rPr>
-              <w:rStyle w:val="Hyperlink"/>
-            </w:rPr>
-            <w:t>db08-</w:t>
-          </w:r>
-        </w:hyperlink>
       </w:r>
       <w:r>
         <w:rPr>
@@ -6375,6 +6422,7 @@
       </w:r>
       <w:r>
         <w:rPr>
+          <w:u w:val="single" w:color="0000ff"/>
           <w:rFonts w:ascii="Charis SIL Regular" w:hAnsi="Charis SIL Regular" w:eastAsia="Charis SIL Regular"/>
           <w:b w:val="0"/>
           <w:i w:val="0"/>
@@ -6417,7 +6465,7 @@
           <w:sz w:val="24"/>
           <w:u w:val="single"/>
         </w:rPr>
-        <w:hyperlink r:id="rId32" w:history="1">
+        <w:hyperlink r:id="rId16" w:history="1">
           <w:r>
             <w:rPr>
               <w:rStyle w:val="Hyperlink"/>
@@ -6543,7 +6591,7 @@
           <w:color w:val="0000FF"/>
           <w:sz w:val="24"/>
         </w:rPr>
-        <w:hyperlink r:id="rId33" w:history="1">
+        <w:hyperlink r:id="rId32" w:history="1">
           <w:r>
             <w:rPr>
               <w:rStyle w:val="Hyperlink"/>
@@ -6560,7 +6608,7 @@
           <w:color w:val="0000FF"/>
           <w:sz w:val="24"/>
         </w:rPr>
-        <w:hyperlink r:id="rId33" w:history="1">
+        <w:hyperlink r:id="rId32" w:history="1">
           <w:r>
             <w:rPr>
               <w:rStyle w:val="Hyperlink"/>
@@ -6577,7 +6625,7 @@
           <w:color w:val="0000FF"/>
           <w:sz w:val="24"/>
         </w:rPr>
-        <w:hyperlink r:id="rId33" w:history="1">
+        <w:hyperlink r:id="rId32" w:history="1">
           <w:r>
             <w:rPr>
               <w:rStyle w:val="Hyperlink"/>
@@ -6594,7 +6642,7 @@
           <w:color w:val="0000FF"/>
           <w:sz w:val="24"/>
         </w:rPr>
-        <w:hyperlink r:id="rId33" w:history="1">
+        <w:hyperlink r:id="rId32" w:history="1">
           <w:r>
             <w:rPr>
               <w:rStyle w:val="Hyperlink"/>
@@ -6611,7 +6659,7 @@
           <w:color w:val="0000FF"/>
           <w:sz w:val="24"/>
         </w:rPr>
-        <w:hyperlink r:id="rId33" w:history="1">
+        <w:hyperlink r:id="rId32" w:history="1">
           <w:r>
             <w:rPr>
               <w:rStyle w:val="Hyperlink"/>

--- a/EXPORTS/DOCX/published/niveau3/Dutch/Wereldtentoonstelling1883.docx
+++ b/EXPORTS/DOCX/published/niveau3/Dutch/Wereldtentoonstelling1883.docx
@@ -787,85 +787,13 @@
       </w:r>
       <w:r>
         <w:rPr>
-          <w:u w:val="single" w:color="0000ff"/>
           <w:rFonts w:ascii="Charis SIL Regular" w:hAnsi="Charis SIL Regular" w:eastAsia="Charis SIL Regular"/>
           <w:b w:val="0"/>
           <w:i w:val="0"/>
           <w:color w:val="000000"/>
           <w:sz w:val="24"/>
         </w:rPr>
-        <w:hyperlink r:id="rId11" w:history="1">
-          <w:r>
-            <w:rPr>
-              <w:rStyle w:val="Hyperlink"/>
-            </w:rPr>
-            <w:t>Leiden</w:t>
-          </w:r>
-        </w:hyperlink>
-      </w:r>
-      <w:r>
-        <w:rPr>
-          <w:u w:val="single" w:color="0000ff"/>
-          <w:rFonts w:ascii="Charis SIL Regular" w:hAnsi="Charis SIL Regular" w:eastAsia="Charis SIL Regular"/>
-          <w:b w:val="0"/>
-          <w:i w:val="0"/>
-          <w:color w:val="000000"/>
-          <w:sz w:val="24"/>
-        </w:rPr>
-        <w:hyperlink r:id="rId11" w:history="1">
-          <w:r>
-            <w:rPr>
-              <w:rStyle w:val="Hyperlink"/>
-            </w:rPr>
-            <w:t>)</w:t>
-          </w:r>
-        </w:hyperlink>
-      </w:r>
-      <w:r>
-        <w:rPr>
-          <w:u w:val="single" w:color="0000ff"/>
-          <w:rFonts w:ascii="Charis SIL Regular" w:hAnsi="Charis SIL Regular" w:eastAsia="Charis SIL Regular"/>
-          <w:b w:val="0"/>
-          <w:i w:val="0"/>
-          <w:color w:val="000000"/>
-          <w:sz w:val="24"/>
-        </w:rPr>
-        <w:hyperlink r:id="rId11" w:history="1">
-          <w:r>
-            <w:rPr>
-              <w:rStyle w:val="Hyperlink"/>
-            </w:rPr>
-            <w:t xml:space="preserve"> en Fred</w:t>
-          </w:r>
-        </w:hyperlink>
-      </w:r>
-      <w:r>
-        <w:rPr>
-          <w:rFonts w:ascii="Charis SIL Regular" w:hAnsi="Charis SIL Regular" w:eastAsia="Charis SIL Regular"/>
-          <w:b w:val="0"/>
-          <w:i w:val="0"/>
-          <w:color w:val="000000"/>
-          <w:sz w:val="24"/>
-        </w:rPr>
-        <w:t>ericus An</w:t>
-      </w:r>
-      <w:r>
-        <w:rPr>
-          <w:u w:val="single" w:color="0000ff"/>
-          <w:rFonts w:ascii="Charis SIL Regular" w:hAnsi="Charis SIL Regular" w:eastAsia="Charis SIL Regular"/>
-          <w:b w:val="0"/>
-          <w:i w:val="0"/>
-          <w:color w:val="000000"/>
-          <w:sz w:val="24"/>
-        </w:rPr>
-        <w:hyperlink r:id="rId12" w:history="1">
-          <w:r>
-            <w:rPr>
-              <w:rStyle w:val="Hyperlink"/>
-            </w:rPr>
-            <w:t>na Je</w:t>
-          </w:r>
-        </w:hyperlink>
+        <w:t>Leiden) en Fredericus Anna Je</w:t>
       </w:r>
       <w:r>
         <w:rPr>
@@ -1062,7 +990,7 @@
           <w:sz w:val="24"/>
           <w:u w:val="single"/>
         </w:rPr>
-        <w:hyperlink r:id="rId14" w:history="1">
+        <w:hyperlink r:id="rId13" w:history="1">
           <w:r>
             <w:rPr>
               <w:rStyle w:val="Hyperlink"/>
@@ -1553,13 +1481,24 @@
       </w:r>
       <w:r>
         <w:rPr>
+          <w:u w:val="single" w:color="0000ff"/>
           <w:rFonts w:ascii="Charis SIL Regular" w:hAnsi="Charis SIL Regular" w:eastAsia="Charis SIL Regular"/>
           <w:b w:val="0"/>
           <w:i w:val="0"/>
           <w:color w:val="000000"/>
           <w:sz w:val="24"/>
         </w:rPr>
-        <w:t>over wat ande</w:t>
+        <w:t>o</w:t>
+      </w:r>
+      <w:r>
+        <w:rPr>
+          <w:rFonts w:ascii="Charis SIL Regular" w:hAnsi="Charis SIL Regular" w:eastAsia="Charis SIL Regular"/>
+          <w:b w:val="0"/>
+          <w:i w:val="0"/>
+          <w:color w:val="000000"/>
+          <w:sz w:val="24"/>
+        </w:rPr>
+        <w:t>ver wat ande</w:t>
       </w:r>
       <w:r>
         <w:rPr>
@@ -2854,144 +2793,7 @@
           <w:color w:val="000000"/>
           <w:sz w:val="24"/>
         </w:rPr>
-        <w:t xml:space="preserve"> die betrekking heeft op etnografische objecten d</w:t>
-      </w:r>
-      <w:r>
-        <w:rPr>
-          <w:u w:val="single" w:color="0000ff"/>
-          <w:rFonts w:ascii="Charis SIL Regular" w:hAnsi="Charis SIL Regular" w:eastAsia="Charis SIL Regular"/>
-          <w:b w:val="0"/>
-          <w:i w:val="0"/>
-          <w:color w:val="000000"/>
-          <w:sz w:val="24"/>
-        </w:rPr>
-        <w:hyperlink r:id="rId22" w:history="1">
-          <w:r>
-            <w:rPr>
-              <w:rStyle w:val="Hyperlink"/>
-            </w:rPr>
-            <w:t>ie buiten</w:t>
-          </w:r>
-        </w:hyperlink>
-      </w:r>
-      <w:r>
-        <w:rPr>
-          <w:u w:val="single" w:color="0000ff"/>
-          <w:rFonts w:ascii="Charis SIL Regular" w:hAnsi="Charis SIL Regular" w:eastAsia="Charis SIL Regular"/>
-          <w:b w:val="0"/>
-          <w:i w:val="0"/>
-          <w:color w:val="000000"/>
-          <w:sz w:val="24"/>
-        </w:rPr>
-        <w:t xml:space="preserve"> </w:t>
-      </w:r>
-      <w:r>
-        <w:rPr>
-          <w:u w:val="single" w:color="0000ff"/>
-          <w:rFonts w:ascii="Charis SIL Regular" w:hAnsi="Charis SIL Regular" w:eastAsia="Charis SIL Regular"/>
-          <w:b w:val="0"/>
-          <w:i w:val="0"/>
-          <w:color w:val="000000"/>
-          <w:sz w:val="24"/>
-        </w:rPr>
-        <w:hyperlink r:id="rId22" w:history="1">
-          <w:r>
-            <w:rPr>
-              <w:rStyle w:val="Hyperlink"/>
-            </w:rPr>
-            <w:t xml:space="preserve">het </w:t>
-          </w:r>
-        </w:hyperlink>
-      </w:r>
-      <w:r>
-        <w:rPr>
-          <w:u w:val="single" w:color="0000ff"/>
-          <w:rFonts w:ascii="Charis SIL Regular" w:hAnsi="Charis SIL Regular" w:eastAsia="Charis SIL Regular"/>
-          <w:b w:val="0"/>
-          <w:i w:val="0"/>
-          <w:color w:val="000000"/>
-          <w:sz w:val="24"/>
-        </w:rPr>
-        <w:hyperlink r:id="rId22" w:history="1">
-          <w:r>
-            <w:rPr>
-              <w:rStyle w:val="Hyperlink"/>
-            </w:rPr>
-            <w:t>k</w:t>
-          </w:r>
-        </w:hyperlink>
-      </w:r>
-      <w:r>
-        <w:rPr>
-          <w:u w:val="single" w:color="0000ff"/>
-          <w:rFonts w:ascii="Charis SIL Regular" w:hAnsi="Charis SIL Regular" w:eastAsia="Charis SIL Regular"/>
-          <w:b w:val="0"/>
-          <w:i w:val="0"/>
-          <w:color w:val="000000"/>
-          <w:sz w:val="24"/>
-        </w:rPr>
-        <w:hyperlink r:id="rId22" w:history="1">
-          <w:r>
-            <w:rPr>
-              <w:rStyle w:val="Hyperlink"/>
-            </w:rPr>
-            <w:t>ol</w:t>
-          </w:r>
-        </w:hyperlink>
-      </w:r>
-      <w:r>
-        <w:rPr>
-          <w:u w:val="single" w:color="0000ff"/>
-          <w:rFonts w:ascii="Charis SIL Regular" w:hAnsi="Charis SIL Regular" w:eastAsia="Charis SIL Regular"/>
-          <w:b w:val="0"/>
-          <w:i w:val="0"/>
-          <w:color w:val="000000"/>
-          <w:sz w:val="24"/>
-        </w:rPr>
-        <w:hyperlink r:id="rId22" w:history="1">
-          <w:r>
-            <w:rPr>
-              <w:rStyle w:val="Hyperlink"/>
-            </w:rPr>
-            <w:t>onial</w:t>
-          </w:r>
-        </w:hyperlink>
-      </w:r>
-      <w:r>
-        <w:rPr>
-          <w:u w:val="single" w:color="0000ff"/>
-          <w:rFonts w:ascii="Charis SIL Regular" w:hAnsi="Charis SIL Regular" w:eastAsia="Charis SIL Regular"/>
-          <w:b w:val="0"/>
-          <w:i w:val="0"/>
-          <w:color w:val="000000"/>
-          <w:sz w:val="24"/>
-        </w:rPr>
-        <w:hyperlink r:id="rId22" w:history="1">
-          <w:r>
-            <w:rPr>
-              <w:rStyle w:val="Hyperlink"/>
-            </w:rPr>
-            <w:t>e</w:t>
-          </w:r>
-        </w:hyperlink>
-      </w:r>
-      <w:r>
-        <w:rPr>
-          <w:u w:val="single" w:color="0000ff"/>
-          <w:rFonts w:ascii="Charis SIL Regular" w:hAnsi="Charis SIL Regular" w:eastAsia="Charis SIL Regular"/>
-          <w:b w:val="0"/>
-          <w:i w:val="0"/>
-          <w:color w:val="000000"/>
-          <w:sz w:val="24"/>
-        </w:rPr>
-        <w:hyperlink r:id="rId22" w:history="1">
-          <w:r>
-            <w:rPr>
-              <w:rStyle w:val="Hyperlink"/>
-            </w:rPr>
-            <w:t xml:space="preserve"> pav</w:t>
-          </w:r>
-        </w:hyperlink>
+        <w:t xml:space="preserve"> die betrekking heeft op etnografische objecten die buiten het koloniale pav</w:t>
       </w:r>
       <w:r>
         <w:rPr>
@@ -3646,6 +3448,7 @@
       </w:r>
       <w:r>
         <w:rPr>
+          <w:u w:val="single" w:color="0000ff"/>
           <w:rFonts w:ascii="Charis SIL Regular" w:hAnsi="Charis SIL Regular" w:eastAsia="Charis SIL Regular"/>
           <w:b w:val="0"/>
           <w:i w:val="0"/>
@@ -5282,7 +5085,7 @@
             <w:rPr>
               <w:rStyle w:val="Hyperlink"/>
             </w:rPr>
-            <w:t>file/49d013d5-0786</w:t>
+            <w:t>file/49d013d5-078</w:t>
           </w:r>
         </w:hyperlink>
       </w:r>
@@ -5294,6 +5097,16 @@
           <w:color w:val="0000FF"/>
           <w:sz w:val="24"/>
           <w:u w:val="single"/>
+        </w:rPr>
+        <w:t>6</w:t>
+      </w:r>
+      <w:r>
+        <w:rPr>
+          <w:rFonts w:ascii="Charis SIL Regular" w:hAnsi="Charis SIL Regular" w:eastAsia="Charis SIL Regular"/>
+          <w:b w:val="0"/>
+          <w:i w:val="0"/>
+          <w:color w:val="0000FF"/>
+          <w:sz w:val="24"/>
         </w:rPr>
         <w:t>-</w:t>
       </w:r>
@@ -5311,19 +5124,9 @@
             <w:rPr>
               <w:rStyle w:val="Hyperlink"/>
             </w:rPr>
-            <w:t>db08</w:t>
+            <w:t>db08-</w:t>
           </w:r>
         </w:hyperlink>
-      </w:r>
-      <w:r>
-        <w:rPr>
-          <w:rFonts w:ascii="Charis SIL Regular" w:hAnsi="Charis SIL Regular" w:eastAsia="Charis SIL Regular"/>
-          <w:b w:val="0"/>
-          <w:i w:val="0"/>
-          <w:color w:val="0000FF"/>
-          <w:sz w:val="24"/>
-        </w:rPr>
-        <w:t>-</w:t>
       </w:r>
       <w:r>
         <w:rPr>
@@ -6422,21 +6225,13 @@
       </w:r>
       <w:r>
         <w:rPr>
-          <w:u w:val="single" w:color="0000ff"/>
           <w:rFonts w:ascii="Charis SIL Regular" w:hAnsi="Charis SIL Regular" w:eastAsia="Charis SIL Regular"/>
           <w:b w:val="0"/>
           <w:i w:val="0"/>
           <w:color w:val="000000"/>
           <w:sz w:val="24"/>
         </w:rPr>
-        <w:hyperlink r:id="rId16" w:history="1">
-          <w:r>
-            <w:rPr>
-              <w:rStyle w:val="Hyperlink"/>
-            </w:rPr>
-            <w:t xml:space="preserve">, </w:t>
-          </w:r>
-        </w:hyperlink>
+        <w:t xml:space="preserve">, </w:t>
       </w:r>
       <w:r>
         <w:rPr>
@@ -6447,7 +6242,7 @@
           <w:sz w:val="24"/>
           <w:u w:val="single"/>
         </w:rPr>
-        <w:hyperlink r:id="rId16" w:history="1">
+        <w:hyperlink r:id="rId32" w:history="1">
           <w:r>
             <w:rPr>
               <w:rStyle w:val="Hyperlink"/>
@@ -6465,7 +6260,7 @@
           <w:sz w:val="24"/>
           <w:u w:val="single"/>
         </w:rPr>
-        <w:hyperlink r:id="rId16" w:history="1">
+        <w:hyperlink r:id="rId32" w:history="1">
           <w:r>
             <w:rPr>
               <w:rStyle w:val="Hyperlink"/>
@@ -6591,7 +6386,7 @@
           <w:color w:val="0000FF"/>
           <w:sz w:val="24"/>
         </w:rPr>
-        <w:hyperlink r:id="rId32" w:history="1">
+        <w:hyperlink r:id="rId33" w:history="1">
           <w:r>
             <w:rPr>
               <w:rStyle w:val="Hyperlink"/>
@@ -6608,7 +6403,7 @@
           <w:color w:val="0000FF"/>
           <w:sz w:val="24"/>
         </w:rPr>
-        <w:hyperlink r:id="rId32" w:history="1">
+        <w:hyperlink r:id="rId33" w:history="1">
           <w:r>
             <w:rPr>
               <w:rStyle w:val="Hyperlink"/>
@@ -6625,7 +6420,7 @@
           <w:color w:val="0000FF"/>
           <w:sz w:val="24"/>
         </w:rPr>
-        <w:hyperlink r:id="rId32" w:history="1">
+        <w:hyperlink r:id="rId33" w:history="1">
           <w:r>
             <w:rPr>
               <w:rStyle w:val="Hyperlink"/>
@@ -6642,7 +6437,7 @@
           <w:color w:val="0000FF"/>
           <w:sz w:val="24"/>
         </w:rPr>
-        <w:hyperlink r:id="rId32" w:history="1">
+        <w:hyperlink r:id="rId33" w:history="1">
           <w:r>
             <w:rPr>
               <w:rStyle w:val="Hyperlink"/>
@@ -6659,7 +6454,7 @@
           <w:color w:val="0000FF"/>
           <w:sz w:val="24"/>
         </w:rPr>
-        <w:hyperlink r:id="rId32" w:history="1">
+        <w:hyperlink r:id="rId33" w:history="1">
           <w:r>
             <w:rPr>
               <w:rStyle w:val="Hyperlink"/>

--- a/EXPORTS/DOCX/published/niveau3/Dutch/Wereldtentoonstelling1883.docx
+++ b/EXPORTS/DOCX/published/niveau3/Dutch/Wereldtentoonstelling1883.docx
@@ -787,13 +787,85 @@
       </w:r>
       <w:r>
         <w:rPr>
+          <w:u w:val="single" w:color="0000ff"/>
           <w:rFonts w:ascii="Charis SIL Regular" w:hAnsi="Charis SIL Regular" w:eastAsia="Charis SIL Regular"/>
           <w:b w:val="0"/>
           <w:i w:val="0"/>
           <w:color w:val="000000"/>
           <w:sz w:val="24"/>
         </w:rPr>
-        <w:t>Leiden) en Fredericus Anna Je</w:t>
+        <w:hyperlink r:id="rId11" w:history="1">
+          <w:r>
+            <w:rPr>
+              <w:rStyle w:val="Hyperlink"/>
+            </w:rPr>
+            <w:t>Leiden</w:t>
+          </w:r>
+        </w:hyperlink>
+      </w:r>
+      <w:r>
+        <w:rPr>
+          <w:u w:val="single" w:color="0000ff"/>
+          <w:rFonts w:ascii="Charis SIL Regular" w:hAnsi="Charis SIL Regular" w:eastAsia="Charis SIL Regular"/>
+          <w:b w:val="0"/>
+          <w:i w:val="0"/>
+          <w:color w:val="000000"/>
+          <w:sz w:val="24"/>
+        </w:rPr>
+        <w:hyperlink r:id="rId11" w:history="1">
+          <w:r>
+            <w:rPr>
+              <w:rStyle w:val="Hyperlink"/>
+            </w:rPr>
+            <w:t>)</w:t>
+          </w:r>
+        </w:hyperlink>
+      </w:r>
+      <w:r>
+        <w:rPr>
+          <w:u w:val="single" w:color="0000ff"/>
+          <w:rFonts w:ascii="Charis SIL Regular" w:hAnsi="Charis SIL Regular" w:eastAsia="Charis SIL Regular"/>
+          <w:b w:val="0"/>
+          <w:i w:val="0"/>
+          <w:color w:val="000000"/>
+          <w:sz w:val="24"/>
+        </w:rPr>
+        <w:hyperlink r:id="rId11" w:history="1">
+          <w:r>
+            <w:rPr>
+              <w:rStyle w:val="Hyperlink"/>
+            </w:rPr>
+            <w:t xml:space="preserve"> en Fred</w:t>
+          </w:r>
+        </w:hyperlink>
+      </w:r>
+      <w:r>
+        <w:rPr>
+          <w:rFonts w:ascii="Charis SIL Regular" w:hAnsi="Charis SIL Regular" w:eastAsia="Charis SIL Regular"/>
+          <w:b w:val="0"/>
+          <w:i w:val="0"/>
+          <w:color w:val="000000"/>
+          <w:sz w:val="24"/>
+        </w:rPr>
+        <w:t>ericus An</w:t>
+      </w:r>
+      <w:r>
+        <w:rPr>
+          <w:u w:val="single" w:color="0000ff"/>
+          <w:rFonts w:ascii="Charis SIL Regular" w:hAnsi="Charis SIL Regular" w:eastAsia="Charis SIL Regular"/>
+          <w:b w:val="0"/>
+          <w:i w:val="0"/>
+          <w:color w:val="000000"/>
+          <w:sz w:val="24"/>
+        </w:rPr>
+        <w:hyperlink r:id="rId12" w:history="1">
+          <w:r>
+            <w:rPr>
+              <w:rStyle w:val="Hyperlink"/>
+            </w:rPr>
+            <w:t>na Je</w:t>
+          </w:r>
+        </w:hyperlink>
       </w:r>
       <w:r>
         <w:rPr>
@@ -1019,7 +1091,7 @@
           <w:sz w:val="24"/>
           <w:u w:val="single"/>
         </w:rPr>
-        <w:hyperlink r:id="rId14" w:history="1">
+        <w:hyperlink r:id="rId13" w:history="1">
           <w:r>
             <w:rPr>
               <w:rStyle w:val="Hyperlink"/>
@@ -1452,14 +1524,7 @@
           <w:color w:val="000000"/>
           <w:sz w:val="24"/>
         </w:rPr>
-        <w:hyperlink r:id="rId15" w:history="1">
-          <w:r>
-            <w:rPr>
-              <w:rStyle w:val="Hyperlink"/>
-            </w:rPr>
-            <w:t>nformatie bes</w:t>
-          </w:r>
-        </w:hyperlink>
+        <w:t>nformatie bes</w:t>
       </w:r>
       <w:r>
         <w:rPr>
@@ -1971,7 +2036,7 @@
           <w:sz w:val="24"/>
           <w:u w:val="single"/>
         </w:rPr>
-        <w:hyperlink r:id="rId18" w:history="1">
+        <w:hyperlink r:id="rId19" w:history="1">
           <w:r>
             <w:rPr>
               <w:rStyle w:val="Hyperlink"/>
@@ -2000,7 +2065,7 @@
           <w:sz w:val="24"/>
           <w:u w:val="single"/>
         </w:rPr>
-        <w:hyperlink r:id="rId18" w:history="1">
+        <w:hyperlink r:id="rId19" w:history="1">
           <w:r>
             <w:rPr>
               <w:rStyle w:val="Hyperlink"/>
@@ -2051,7 +2116,7 @@
             <w:rPr>
               <w:rStyle w:val="Hyperlink"/>
             </w:rPr>
-            <w:t>Etnografis</w:t>
+            <w:t>Etnografisc</w:t>
           </w:r>
         </w:hyperlink>
       </w:r>
@@ -2062,15 +2127,9 @@
           <w:i w:val="0"/>
           <w:color w:val="0000FF"/>
           <w:sz w:val="24"/>
-        </w:rPr>
-        <w:hyperlink r:id="rId20" w:history="1">
-          <w:r>
-            <w:rPr>
-              <w:rStyle w:val="Hyperlink"/>
-            </w:rPr>
-            <w:t>c</w:t>
-          </w:r>
-        </w:hyperlink>
+          <w:u w:val="single"/>
+        </w:rPr>
+        <w:t>h</w:t>
       </w:r>
       <w:r>
         <w:rPr>
@@ -2079,17 +2138,6 @@
           <w:i w:val="0"/>
           <w:color w:val="0000FF"/>
           <w:sz w:val="24"/>
-        </w:rPr>
-        <w:t>h</w:t>
-      </w:r>
-      <w:r>
-        <w:rPr>
-          <w:rFonts w:ascii="Charis SIL Regular" w:hAnsi="Charis SIL Regular" w:eastAsia="Charis SIL Regular"/>
-          <w:b w:val="0"/>
-          <w:i w:val="0"/>
-          <w:color w:val="0000FF"/>
-          <w:sz w:val="24"/>
-          <w:u w:val="single"/>
         </w:rPr>
         <w:t xml:space="preserve"> </w:t>
       </w:r>
@@ -2216,7 +2264,17 @@
           <w:sz w:val="24"/>
           <w:u w:val="single"/>
         </w:rPr>
-        <w:t>fi</w:t>
+        <w:t>f</w:t>
+      </w:r>
+      <w:r>
+        <w:rPr>
+          <w:rFonts w:ascii="Charis SIL Regular" w:hAnsi="Charis SIL Regular" w:eastAsia="Charis SIL Regular"/>
+          <w:b w:val="0"/>
+          <w:i w:val="0"/>
+          <w:color w:val="0000FF"/>
+          <w:sz w:val="24"/>
+        </w:rPr>
+        <w:t>i</w:t>
       </w:r>
       <w:r>
         <w:rPr>
@@ -2272,8 +2330,16 @@
           <w:i w:val="0"/>
           <w:color w:val="0000FF"/>
           <w:sz w:val="24"/>
-        </w:rPr>
-        <w:t>m</w:t>
+          <w:u w:val="single"/>
+        </w:rPr>
+        <w:hyperlink r:id="rId12" w:history="1">
+          <w:r>
+            <w:rPr>
+              <w:rStyle w:val="Hyperlink"/>
+            </w:rPr>
+            <w:t>m</w:t>
+          </w:r>
+        </w:hyperlink>
       </w:r>
       <w:r>
         <w:rPr>
@@ -2397,14 +2463,7 @@
           <w:color w:val="000000"/>
           <w:sz w:val="24"/>
         </w:rPr>
-        <w:hyperlink r:id="rId12" w:history="1">
-          <w:r>
-            <w:rPr>
-              <w:rStyle w:val="Hyperlink"/>
-            </w:rPr>
-            <w:t>reldte</w:t>
-          </w:r>
-        </w:hyperlink>
+        <w:t>reldte</w:t>
       </w:r>
       <w:r>
         <w:rPr>
@@ -2793,7 +2852,144 @@
           <w:color w:val="000000"/>
           <w:sz w:val="24"/>
         </w:rPr>
-        <w:t xml:space="preserve"> die betrekking heeft op etnografische objecten die buiten het koloniale pav</w:t>
+        <w:t xml:space="preserve"> die betrekking heeft op etnografische objecten d</w:t>
+      </w:r>
+      <w:r>
+        <w:rPr>
+          <w:u w:val="single" w:color="0000ff"/>
+          <w:rFonts w:ascii="Charis SIL Regular" w:hAnsi="Charis SIL Regular" w:eastAsia="Charis SIL Regular"/>
+          <w:b w:val="0"/>
+          <w:i w:val="0"/>
+          <w:color w:val="000000"/>
+          <w:sz w:val="24"/>
+        </w:rPr>
+        <w:hyperlink r:id="rId22" w:history="1">
+          <w:r>
+            <w:rPr>
+              <w:rStyle w:val="Hyperlink"/>
+            </w:rPr>
+            <w:t>ie buiten</w:t>
+          </w:r>
+        </w:hyperlink>
+      </w:r>
+      <w:r>
+        <w:rPr>
+          <w:u w:val="single" w:color="0000ff"/>
+          <w:rFonts w:ascii="Charis SIL Regular" w:hAnsi="Charis SIL Regular" w:eastAsia="Charis SIL Regular"/>
+          <w:b w:val="0"/>
+          <w:i w:val="0"/>
+          <w:color w:val="000000"/>
+          <w:sz w:val="24"/>
+        </w:rPr>
+        <w:t xml:space="preserve"> </w:t>
+      </w:r>
+      <w:r>
+        <w:rPr>
+          <w:u w:val="single" w:color="0000ff"/>
+          <w:rFonts w:ascii="Charis SIL Regular" w:hAnsi="Charis SIL Regular" w:eastAsia="Charis SIL Regular"/>
+          <w:b w:val="0"/>
+          <w:i w:val="0"/>
+          <w:color w:val="000000"/>
+          <w:sz w:val="24"/>
+        </w:rPr>
+        <w:hyperlink r:id="rId22" w:history="1">
+          <w:r>
+            <w:rPr>
+              <w:rStyle w:val="Hyperlink"/>
+            </w:rPr>
+            <w:t xml:space="preserve">het </w:t>
+          </w:r>
+        </w:hyperlink>
+      </w:r>
+      <w:r>
+        <w:rPr>
+          <w:u w:val="single" w:color="0000ff"/>
+          <w:rFonts w:ascii="Charis SIL Regular" w:hAnsi="Charis SIL Regular" w:eastAsia="Charis SIL Regular"/>
+          <w:b w:val="0"/>
+          <w:i w:val="0"/>
+          <w:color w:val="000000"/>
+          <w:sz w:val="24"/>
+        </w:rPr>
+        <w:hyperlink r:id="rId22" w:history="1">
+          <w:r>
+            <w:rPr>
+              <w:rStyle w:val="Hyperlink"/>
+            </w:rPr>
+            <w:t>k</w:t>
+          </w:r>
+        </w:hyperlink>
+      </w:r>
+      <w:r>
+        <w:rPr>
+          <w:u w:val="single" w:color="0000ff"/>
+          <w:rFonts w:ascii="Charis SIL Regular" w:hAnsi="Charis SIL Regular" w:eastAsia="Charis SIL Regular"/>
+          <w:b w:val="0"/>
+          <w:i w:val="0"/>
+          <w:color w:val="000000"/>
+          <w:sz w:val="24"/>
+        </w:rPr>
+        <w:hyperlink r:id="rId22" w:history="1">
+          <w:r>
+            <w:rPr>
+              <w:rStyle w:val="Hyperlink"/>
+            </w:rPr>
+            <w:t>ol</w:t>
+          </w:r>
+        </w:hyperlink>
+      </w:r>
+      <w:r>
+        <w:rPr>
+          <w:u w:val="single" w:color="0000ff"/>
+          <w:rFonts w:ascii="Charis SIL Regular" w:hAnsi="Charis SIL Regular" w:eastAsia="Charis SIL Regular"/>
+          <w:b w:val="0"/>
+          <w:i w:val="0"/>
+          <w:color w:val="000000"/>
+          <w:sz w:val="24"/>
+        </w:rPr>
+        <w:hyperlink r:id="rId22" w:history="1">
+          <w:r>
+            <w:rPr>
+              <w:rStyle w:val="Hyperlink"/>
+            </w:rPr>
+            <w:t>onial</w:t>
+          </w:r>
+        </w:hyperlink>
+      </w:r>
+      <w:r>
+        <w:rPr>
+          <w:u w:val="single" w:color="0000ff"/>
+          <w:rFonts w:ascii="Charis SIL Regular" w:hAnsi="Charis SIL Regular" w:eastAsia="Charis SIL Regular"/>
+          <w:b w:val="0"/>
+          <w:i w:val="0"/>
+          <w:color w:val="000000"/>
+          <w:sz w:val="24"/>
+        </w:rPr>
+        <w:hyperlink r:id="rId22" w:history="1">
+          <w:r>
+            <w:rPr>
+              <w:rStyle w:val="Hyperlink"/>
+            </w:rPr>
+            <w:t>e</w:t>
+          </w:r>
+        </w:hyperlink>
+      </w:r>
+      <w:r>
+        <w:rPr>
+          <w:u w:val="single" w:color="0000ff"/>
+          <w:rFonts w:ascii="Charis SIL Regular" w:hAnsi="Charis SIL Regular" w:eastAsia="Charis SIL Regular"/>
+          <w:b w:val="0"/>
+          <w:i w:val="0"/>
+          <w:color w:val="000000"/>
+          <w:sz w:val="24"/>
+        </w:rPr>
+        <w:hyperlink r:id="rId22" w:history="1">
+          <w:r>
+            <w:rPr>
+              <w:rStyle w:val="Hyperlink"/>
+            </w:rPr>
+            <w:t xml:space="preserve"> pav</w:t>
+          </w:r>
+        </w:hyperlink>
       </w:r>
       <w:r>
         <w:rPr>
@@ -3409,53 +3605,45 @@
           <w:color w:val="000000"/>
           <w:sz w:val="24"/>
         </w:rPr>
+        <w:t>te</w:t>
+      </w:r>
+      <w:r>
+        <w:rPr>
+          <w:rFonts w:ascii="Charis SIL Regular" w:hAnsi="Charis SIL Regular" w:eastAsia="Charis SIL Regular"/>
+          <w:b w:val="0"/>
+          <w:i w:val="0"/>
+          <w:color w:val="000000"/>
+          <w:sz w:val="24"/>
+        </w:rPr>
+        <w:t xml:space="preserve">it </w:t>
+      </w:r>
+      <w:r>
+        <w:rPr>
+          <w:rFonts w:ascii="Charis SIL Regular" w:hAnsi="Charis SIL Regular" w:eastAsia="Charis SIL Regular"/>
+          <w:b w:val="0"/>
+          <w:i w:val="0"/>
+          <w:color w:val="000000"/>
+          <w:sz w:val="24"/>
+        </w:rPr>
+        <w:t>Leiden. De fotocolle</w:t>
+      </w:r>
+      <w:r>
+        <w:rPr>
+          <w:u w:val="single" w:color="0000ff"/>
+          <w:rFonts w:ascii="Charis SIL Regular" w:hAnsi="Charis SIL Regular" w:eastAsia="Charis SIL Regular"/>
+          <w:b w:val="0"/>
+          <w:i w:val="0"/>
+          <w:color w:val="000000"/>
+          <w:sz w:val="24"/>
+        </w:rPr>
         <w:hyperlink r:id="rId23" w:history="1">
           <w:r>
             <w:rPr>
               <w:rStyle w:val="Hyperlink"/>
             </w:rPr>
-            <w:t>te</w:t>
+            <w:t xml:space="preserve">ctie van </w:t>
           </w:r>
         </w:hyperlink>
-      </w:r>
-      <w:r>
-        <w:rPr>
-          <w:rFonts w:ascii="Charis SIL Regular" w:hAnsi="Charis SIL Regular" w:eastAsia="Charis SIL Regular"/>
-          <w:b w:val="0"/>
-          <w:i w:val="0"/>
-          <w:color w:val="000000"/>
-          <w:sz w:val="24"/>
-        </w:rPr>
-        <w:t xml:space="preserve">it </w:t>
-      </w:r>
-      <w:r>
-        <w:rPr>
-          <w:u w:val="single" w:color="0000ff"/>
-          <w:rFonts w:ascii="Charis SIL Regular" w:hAnsi="Charis SIL Regular" w:eastAsia="Charis SIL Regular"/>
-          <w:b w:val="0"/>
-          <w:i w:val="0"/>
-          <w:color w:val="000000"/>
-          <w:sz w:val="24"/>
-        </w:rPr>
-        <w:hyperlink r:id="rId23" w:history="1">
-          <w:r>
-            <w:rPr>
-              <w:rStyle w:val="Hyperlink"/>
-            </w:rPr>
-            <w:t>Leiden. De</w:t>
-          </w:r>
-        </w:hyperlink>
-      </w:r>
-      <w:r>
-        <w:rPr>
-          <w:u w:val="single" w:color="0000ff"/>
-          <w:rFonts w:ascii="Charis SIL Regular" w:hAnsi="Charis SIL Regular" w:eastAsia="Charis SIL Regular"/>
-          <w:b w:val="0"/>
-          <w:i w:val="0"/>
-          <w:color w:val="000000"/>
-          <w:sz w:val="24"/>
-        </w:rPr>
-        <w:t xml:space="preserve"> fotocollectie van </w:t>
       </w:r>
       <w:r>
         <w:rPr>
@@ -3502,7 +3690,7 @@
           <w:sz w:val="24"/>
           <w:u w:val="single"/>
         </w:rPr>
-        <w:hyperlink r:id="rId23" w:history="1">
+        <w:hyperlink r:id="rId24" w:history="1">
           <w:r>
             <w:rPr>
               <w:rStyle w:val="Hyperlink"/>
@@ -3590,23 +3778,12 @@
           <w:color w:val="000000"/>
           <w:sz w:val="24"/>
         </w:rPr>
-        <w:t xml:space="preserve">vat een </w:t>
-      </w:r>
-      <w:r>
-        <w:rPr>
-          <w:rFonts w:ascii="Charis SIL Regular" w:hAnsi="Charis SIL Regular" w:eastAsia="Charis SIL Regular"/>
-          <w:b w:val="0"/>
-          <w:i w:val="0"/>
-          <w:color w:val="0000FF"/>
-          <w:sz w:val="24"/>
-          <w:u w:val="single"/>
-        </w:rPr>
         <w:hyperlink r:id="rId24" w:history="1">
           <w:r>
             <w:rPr>
               <w:rStyle w:val="Hyperlink"/>
             </w:rPr>
-            <w:t>groot</w:t>
+            <w:t xml:space="preserve">vat een </w:t>
           </w:r>
         </w:hyperlink>
       </w:r>
@@ -3617,27 +3794,8 @@
           <w:i w:val="0"/>
           <w:color w:val="0000FF"/>
           <w:sz w:val="24"/>
-          <w:u w:val="single"/>
-        </w:rPr>
-        <w:t xml:space="preserve"> </w:t>
-      </w:r>
-      <w:r>
-        <w:rPr>
-          <w:rFonts w:ascii="Charis SIL Regular" w:hAnsi="Charis SIL Regular" w:eastAsia="Charis SIL Regular"/>
-          <w:b w:val="0"/>
-          <w:i w:val="0"/>
-          <w:color w:val="0000FF"/>
-          <w:sz w:val="24"/>
-          <w:u w:val="single"/>
-        </w:rPr>
-        <w:hyperlink r:id="rId24" w:history="1">
-          <w:r>
-            <w:rPr>
-              <w:rStyle w:val="Hyperlink"/>
-            </w:rPr>
-            <w:t>aa</w:t>
-          </w:r>
-        </w:hyperlink>
+        </w:rPr>
+        <w:t>groot aa</w:t>
       </w:r>
       <w:r>
         <w:rPr>
@@ -5085,7 +5243,7 @@
             <w:rPr>
               <w:rStyle w:val="Hyperlink"/>
             </w:rPr>
-            <w:t>file/49d013d5-078</w:t>
+            <w:t>file/49d013d5-0786</w:t>
           </w:r>
         </w:hyperlink>
       </w:r>
@@ -5097,16 +5255,6 @@
           <w:color w:val="0000FF"/>
           <w:sz w:val="24"/>
           <w:u w:val="single"/>
-        </w:rPr>
-        <w:t>6</w:t>
-      </w:r>
-      <w:r>
-        <w:rPr>
-          <w:rFonts w:ascii="Charis SIL Regular" w:hAnsi="Charis SIL Regular" w:eastAsia="Charis SIL Regular"/>
-          <w:b w:val="0"/>
-          <w:i w:val="0"/>
-          <w:color w:val="0000FF"/>
-          <w:sz w:val="24"/>
         </w:rPr>
         <w:t>-</w:t>
       </w:r>
@@ -5124,9 +5272,19 @@
             <w:rPr>
               <w:rStyle w:val="Hyperlink"/>
             </w:rPr>
-            <w:t>db08-</w:t>
+            <w:t>db08</w:t>
           </w:r>
         </w:hyperlink>
+      </w:r>
+      <w:r>
+        <w:rPr>
+          <w:rFonts w:ascii="Charis SIL Regular" w:hAnsi="Charis SIL Regular" w:eastAsia="Charis SIL Regular"/>
+          <w:b w:val="0"/>
+          <w:i w:val="0"/>
+          <w:color w:val="0000FF"/>
+          <w:sz w:val="24"/>
+        </w:rPr>
+        <w:t>-</w:t>
       </w:r>
       <w:r>
         <w:rPr>
@@ -6225,13 +6383,21 @@
       </w:r>
       <w:r>
         <w:rPr>
+          <w:u w:val="single" w:color="0000ff"/>
           <w:rFonts w:ascii="Charis SIL Regular" w:hAnsi="Charis SIL Regular" w:eastAsia="Charis SIL Regular"/>
           <w:b w:val="0"/>
           <w:i w:val="0"/>
           <w:color w:val="000000"/>
           <w:sz w:val="24"/>
         </w:rPr>
-        <w:t xml:space="preserve">, </w:t>
+        <w:hyperlink r:id="rId16" w:history="1">
+          <w:r>
+            <w:rPr>
+              <w:rStyle w:val="Hyperlink"/>
+            </w:rPr>
+            <w:t xml:space="preserve">, </w:t>
+          </w:r>
+        </w:hyperlink>
       </w:r>
       <w:r>
         <w:rPr>
@@ -6242,7 +6408,7 @@
           <w:sz w:val="24"/>
           <w:u w:val="single"/>
         </w:rPr>
-        <w:hyperlink r:id="rId32" w:history="1">
+        <w:hyperlink r:id="rId16" w:history="1">
           <w:r>
             <w:rPr>
               <w:rStyle w:val="Hyperlink"/>
@@ -6260,7 +6426,7 @@
           <w:sz w:val="24"/>
           <w:u w:val="single"/>
         </w:rPr>
-        <w:hyperlink r:id="rId32" w:history="1">
+        <w:hyperlink r:id="rId16" w:history="1">
           <w:r>
             <w:rPr>
               <w:rStyle w:val="Hyperlink"/>
@@ -6386,7 +6552,7 @@
           <w:color w:val="0000FF"/>
           <w:sz w:val="24"/>
         </w:rPr>
-        <w:hyperlink r:id="rId33" w:history="1">
+        <w:hyperlink r:id="rId32" w:history="1">
           <w:r>
             <w:rPr>
               <w:rStyle w:val="Hyperlink"/>
@@ -6403,7 +6569,7 @@
           <w:color w:val="0000FF"/>
           <w:sz w:val="24"/>
         </w:rPr>
-        <w:hyperlink r:id="rId33" w:history="1">
+        <w:hyperlink r:id="rId32" w:history="1">
           <w:r>
             <w:rPr>
               <w:rStyle w:val="Hyperlink"/>
@@ -6420,7 +6586,7 @@
           <w:color w:val="0000FF"/>
           <w:sz w:val="24"/>
         </w:rPr>
-        <w:hyperlink r:id="rId33" w:history="1">
+        <w:hyperlink r:id="rId32" w:history="1">
           <w:r>
             <w:rPr>
               <w:rStyle w:val="Hyperlink"/>
@@ -6437,7 +6603,7 @@
           <w:color w:val="0000FF"/>
           <w:sz w:val="24"/>
         </w:rPr>
-        <w:hyperlink r:id="rId33" w:history="1">
+        <w:hyperlink r:id="rId32" w:history="1">
           <w:r>
             <w:rPr>
               <w:rStyle w:val="Hyperlink"/>
@@ -6454,7 +6620,7 @@
           <w:color w:val="0000FF"/>
           <w:sz w:val="24"/>
         </w:rPr>
-        <w:hyperlink r:id="rId33" w:history="1">
+        <w:hyperlink r:id="rId32" w:history="1">
           <w:r>
             <w:rPr>
               <w:rStyle w:val="Hyperlink"/>
